--- a/Templates/tipovye.docx
+++ b/Templates/tipovye.docx
@@ -44,13 +44,7 @@
               <w:rPr>
                 <w:sz w:val="26"/>
               </w:rPr>
-              <w:t>ЛАБОРАТОРИЯ ИСПЫТАНИЙ</w:t>
-            </w:r>
-            <w:r>
-              <w:rPr>
-                <w:sz w:val="26"/>
-              </w:rPr>
-              <w:t xml:space="preserve"> ОАО «НИИЭВМ»</w:t>
+              <w:t>ЛАБОРАТОРИЯ ИСПЫТАНИЙ ОАО «НИИЭВМ»</w:t>
             </w:r>
           </w:p>
         </w:tc>
@@ -588,6 +582,8 @@
         </w:rPr>
         <w:t>типовых</w:t>
       </w:r>
+      <w:bookmarkStart w:id="0" w:name="_GoBack"/>
+      <w:bookmarkEnd w:id="0"/>
       <w:r>
         <w:rPr>
           <w:rFonts w:ascii="Times New Roman" w:hAnsi="Times New Roman"/>
@@ -678,23 +674,7 @@
           <w:sz w:val="26"/>
           <w:szCs w:val="26"/>
         </w:rPr>
-        <w:t>{{</w:t>
-      </w:r>
-      <w:r>
-        <w:rPr>
-          <w:rFonts w:ascii="Times New Roman" w:hAnsi="Times New Roman" w:cs="Times New Roman"/>
-          <w:sz w:val="26"/>
-          <w:szCs w:val="26"/>
-        </w:rPr>
-        <w:t>Дата_протокола</w:t>
-      </w:r>
-      <w:r>
-        <w:rPr>
-          <w:rFonts w:ascii="Times New Roman" w:hAnsi="Times New Roman" w:cs="Times New Roman"/>
-          <w:sz w:val="26"/>
-          <w:szCs w:val="26"/>
-        </w:rPr>
-        <w:t>}}</w:t>
+        <w:t>{{Дата_протокола}}</w:t>
       </w:r>
       <w:r>
         <w:rPr>
@@ -749,24 +729,40 @@
           <w:sz w:val="26"/>
           <w:szCs w:val="26"/>
         </w:rPr>
-        <w:t>{{</w:t>
-      </w:r>
-      <w:r>
+        <w:t>{{Имя_изделия}},</w:t>
+      </w:r>
+    </w:p>
+    <w:p>
+      <w:pPr>
+        <w:pStyle w:val="a3"/>
+        <w:ind w:right="-705"/>
+        <w:jc w:val="center"/>
         <w:rPr>
           <w:rFonts w:ascii="Times New Roman" w:hAnsi="Times New Roman" w:cs="Times New Roman"/>
           <w:sz w:val="26"/>
           <w:szCs w:val="26"/>
         </w:rPr>
-        <w:t>Имя_изделия</w:t>
-      </w:r>
+      </w:pPr>
       <w:r>
         <w:rPr>
           <w:rFonts w:ascii="Times New Roman" w:hAnsi="Times New Roman" w:cs="Times New Roman"/>
           <w:sz w:val="26"/>
           <w:szCs w:val="26"/>
         </w:rPr>
-        <w:t>}}</w:t>
-      </w:r>
+        <w:t>{{Имя_изделия2}}</w:t>
+      </w:r>
+    </w:p>
+    <w:p>
+      <w:pPr>
+        <w:pStyle w:val="a3"/>
+        <w:ind w:right="-705"/>
+        <w:jc w:val="center"/>
+        <w:rPr>
+          <w:rFonts w:ascii="Times New Roman" w:hAnsi="Times New Roman" w:cs="Times New Roman"/>
+          <w:sz w:val="26"/>
+          <w:szCs w:val="26"/>
+        </w:rPr>
+      </w:pPr>
     </w:p>
     <w:tbl>
       <w:tblPr>
@@ -901,28 +897,7 @@
                 <w:sz w:val="26"/>
                 <w:szCs w:val="26"/>
               </w:rPr>
-              <w:t xml:space="preserve">Приказ </w:t>
-            </w:r>
-            <w:r>
-              <w:rPr>
-                <w:sz w:val="26"/>
-                <w:szCs w:val="26"/>
-              </w:rPr>
-              <w:t>{{</w:t>
-            </w:r>
-            <w:r>
-              <w:rPr>
-                <w:sz w:val="26"/>
-                <w:szCs w:val="26"/>
-              </w:rPr>
-              <w:t>Номер_приказа</w:t>
-            </w:r>
-            <w:r>
-              <w:rPr>
-                <w:sz w:val="26"/>
-                <w:szCs w:val="26"/>
-              </w:rPr>
-              <w:t>}}</w:t>
+              <w:t>Приказ {{Номер_приказа}}</w:t>
             </w:r>
             <w:r>
               <w:rPr>
@@ -936,21 +911,7 @@
                 <w:sz w:val="26"/>
                 <w:szCs w:val="26"/>
               </w:rPr>
-              <w:t>{{</w:t>
-            </w:r>
-            <w:r>
-              <w:rPr>
-                <w:sz w:val="26"/>
-                <w:szCs w:val="26"/>
-              </w:rPr>
-              <w:t>Дата_приказа</w:t>
-            </w:r>
-            <w:r>
-              <w:rPr>
-                <w:sz w:val="26"/>
-                <w:szCs w:val="26"/>
-              </w:rPr>
-              <w:t>}}</w:t>
+              <w:t>{{Дата_приказа}}</w:t>
             </w:r>
           </w:p>
         </w:tc>
@@ -974,19 +935,7 @@
               <w:rPr>
                 <w:sz w:val="26"/>
               </w:rPr>
-              <w:t>{{</w:t>
-            </w:r>
-            <w:r>
-              <w:rPr>
-                <w:sz w:val="26"/>
-              </w:rPr>
-              <w:t>ТНПА</w:t>
-            </w:r>
-            <w:r>
-              <w:rPr>
-                <w:sz w:val="26"/>
-              </w:rPr>
-              <w:t>}}</w:t>
+              <w:t>{{ТНПА}}</w:t>
             </w:r>
           </w:p>
         </w:tc>
@@ -1001,6 +950,12 @@
             <w:tcW w:w="9072" w:type="dxa"/>
           </w:tcPr>
           <w:p>
+            <w:pPr>
+              <w:rPr>
+                <w:sz w:val="26"/>
+                <w:szCs w:val="26"/>
+              </w:rPr>
+            </w:pPr>
             <w:r>
               <w:rPr>
                 <w:sz w:val="26"/>
@@ -1017,13 +972,7 @@
               <w:rPr>
                 <w:sz w:val="26"/>
               </w:rPr>
-              <w:t>{{</w:t>
-            </w:r>
-            <w:r>
-              <w:rPr>
-                <w:sz w:val="26"/>
-              </w:rPr>
-              <w:t>Имя_</w:t>
+              <w:t>{{Имя_</w:t>
             </w:r>
             <w:r>
               <w:rPr>
@@ -1035,13 +984,7 @@
               <w:rPr>
                 <w:sz w:val="26"/>
               </w:rPr>
-              <w:t>}}</w:t>
-            </w:r>
-            <w:r>
-              <w:rPr>
-                <w:sz w:val="26"/>
-              </w:rPr>
-              <w:t xml:space="preserve"> </w:t>
+              <w:t xml:space="preserve">}} </w:t>
             </w:r>
             <w:r>
               <w:rPr>
@@ -1054,21 +997,7 @@
                 <w:sz w:val="26"/>
                 <w:szCs w:val="26"/>
               </w:rPr>
-              <w:t>{{</w:t>
-            </w:r>
-            <w:r>
-              <w:rPr>
-                <w:sz w:val="26"/>
-                <w:szCs w:val="26"/>
-              </w:rPr>
-              <w:t>Номер_изделия</w:t>
-            </w:r>
-            <w:r>
-              <w:rPr>
-                <w:sz w:val="26"/>
-                <w:szCs w:val="26"/>
-              </w:rPr>
-              <w:t>}}</w:t>
+              <w:t>{{Номер_изделия}}</w:t>
             </w:r>
             <w:r>
               <w:rPr>
@@ -1087,21 +1016,59 @@
                 <w:sz w:val="26"/>
                 <w:szCs w:val="26"/>
               </w:rPr>
-              <w:t>{{</w:t>
-            </w:r>
-            <w:r>
-              <w:rPr>
-                <w:sz w:val="26"/>
-                <w:szCs w:val="26"/>
-              </w:rPr>
-              <w:t>Рег_Номер_изделия</w:t>
-            </w:r>
-            <w:r>
-              <w:rPr>
-                <w:sz w:val="26"/>
-                <w:szCs w:val="26"/>
-              </w:rPr>
-              <w:t>}}</w:t>
+              <w:t>{{Рег_Номер_изделия}}</w:t>
+            </w:r>
+          </w:p>
+          <w:p>
+            <w:r>
+              <w:rPr>
+                <w:sz w:val="26"/>
+              </w:rPr>
+              <w:t>{{Имя_</w:t>
+            </w:r>
+            <w:r>
+              <w:rPr>
+                <w:sz w:val="26"/>
+              </w:rPr>
+              <w:t>изделия</w:t>
+            </w:r>
+            <w:r>
+              <w:rPr>
+                <w:sz w:val="26"/>
+              </w:rPr>
+              <w:t xml:space="preserve">2}} </w:t>
+            </w:r>
+            <w:r>
+              <w:rPr>
+                <w:sz w:val="26"/>
+              </w:rPr>
+              <w:t>зав №</w:t>
+            </w:r>
+            <w:r>
+              <w:rPr>
+                <w:sz w:val="26"/>
+                <w:szCs w:val="26"/>
+              </w:rPr>
+              <w:t>{{Номер_изделия2}}</w:t>
+            </w:r>
+            <w:r>
+              <w:rPr>
+                <w:sz w:val="26"/>
+              </w:rPr>
+              <w:t xml:space="preserve">; рег. </w:t>
+            </w:r>
+            <w:r>
+              <w:rPr>
+                <w:sz w:val="26"/>
+              </w:rPr>
+              <w:t>№</w:t>
+            </w:r>
+            <w:r>
+              <w:rPr>
+                <w:sz w:val="26"/>
+                <w:szCs w:val="26"/>
+              </w:rPr>
+              <w:t>{{Рег_Номер_изделия2}}</w:t>
             </w:r>
           </w:p>
         </w:tc>
@@ -1176,26 +1143,6 @@
           <w:szCs w:val="26"/>
         </w:rPr>
       </w:pPr>
-    </w:p>
-    <w:p>
-      <w:pPr>
-        <w:pStyle w:val="a3"/>
-        <w:rPr>
-          <w:rFonts w:ascii="Times New Roman" w:hAnsi="Times New Roman" w:cs="Times New Roman"/>
-          <w:sz w:val="26"/>
-          <w:szCs w:val="26"/>
-        </w:rPr>
-      </w:pPr>
-    </w:p>
-    <w:p>
-      <w:pPr>
-        <w:pStyle w:val="a3"/>
-        <w:rPr>
-          <w:rFonts w:ascii="Times New Roman" w:hAnsi="Times New Roman" w:cs="Times New Roman"/>
-          <w:sz w:val="26"/>
-          <w:szCs w:val="26"/>
-        </w:rPr>
-      </w:pPr>
       <w:r>
         <w:rPr>
           <w:rFonts w:ascii="Times New Roman" w:hAnsi="Times New Roman" w:cs="Times New Roman"/>
@@ -1222,17 +1169,36 @@
         <w:rPr>
           <w:rFonts w:cs="Times New Roman"/>
           <w:szCs w:val="26"/>
-          <w:highlight w:val="yellow"/>
-        </w:rPr>
-      </w:pPr>
-      <w:r>
-        <w:rPr>
-          <w:rFonts w:cs="Times New Roman"/>
-          <w:szCs w:val="26"/>
-          <w:highlight w:val="yellow"/>
+        </w:rPr>
+      </w:pPr>
+      <w:r>
+        <w:rPr>
+          <w:rFonts w:cs="Times New Roman"/>
+          <w:szCs w:val="26"/>
           <w:lang w:val="be-BY"/>
         </w:rPr>
-        <w:t>Протокол № 19-2025</w:t>
+        <w:t xml:space="preserve">Протокол № </w:t>
+      </w:r>
+      <w:r>
+        <w:t>{{</w:t>
+      </w:r>
+      <w:r>
+        <w:rPr>
+          <w:rFonts w:cs="Times New Roman"/>
+          <w:szCs w:val="26"/>
+        </w:rPr>
+        <w:t>Номер_протокола</w:t>
+      </w:r>
+      <w:r>
+        <w:t xml:space="preserve">}} </w:t>
+      </w:r>
+      <w:r>
+        <w:rPr>
+          <w:rFonts w:cs="Times New Roman"/>
+          <w:szCs w:val="26"/>
+          <w:lang w:val="be-BY"/>
+        </w:rPr>
+        <w:t>-2025</w:t>
       </w:r>
     </w:p>
     <w:p>
@@ -1297,24 +1263,206 @@
         <w:t>ПРОГРАММА ПРОВЕДЕНИЯ ИСПЫТАНИЙ</w:t>
       </w:r>
     </w:p>
-    <w:p>
-      <w:pPr>
+    <w:tbl>
+      <w:tblPr>
+        <w:tblStyle w:val="a7"/>
+        <w:tblW w:w="9918" w:type="dxa"/>
         <w:jc w:val="center"/>
-        <w:rPr>
-          <w:rFonts w:cs="Times New Roman"/>
-          <w:szCs w:val="26"/>
-        </w:rPr>
-      </w:pPr>
-      <w:bookmarkStart w:id="0" w:name="Table_Program"/>
-      <w:r>
-        <w:rPr>
-          <w:rFonts w:cs="Times New Roman"/>
-          <w:szCs w:val="26"/>
-        </w:rPr>
-        <w:t>[Таблица: Программа испытаний]</w:t>
-      </w:r>
-    </w:p>
-    <w:bookmarkEnd w:id="0"/>
+        <w:tblLayout w:type="fixed"/>
+        <w:tblLook w:val="01E0" w:firstRow="1" w:lastRow="1" w:firstColumn="1" w:lastColumn="1" w:noHBand="0" w:noVBand="0"/>
+      </w:tblPr>
+      <w:tblGrid>
+        <w:gridCol w:w="684"/>
+        <w:gridCol w:w="3564"/>
+        <w:gridCol w:w="3827"/>
+        <w:gridCol w:w="1843"/>
+      </w:tblGrid>
+      <w:tr>
+        <w:trPr>
+          <w:trHeight w:val="450"/>
+          <w:jc w:val="center"/>
+        </w:trPr>
+        <w:tc>
+          <w:tcPr>
+            <w:tcW w:w="684" w:type="dxa"/>
+            <w:vMerge w:val="restart"/>
+            <w:vAlign w:val="center"/>
+          </w:tcPr>
+          <w:p>
+            <w:pPr>
+              <w:jc w:val="center"/>
+              <w:rPr>
+                <w:sz w:val="26"/>
+                <w:szCs w:val="26"/>
+              </w:rPr>
+            </w:pPr>
+            <w:r>
+              <w:rPr>
+                <w:sz w:val="26"/>
+                <w:szCs w:val="26"/>
+              </w:rPr>
+              <w:t>№</w:t>
+            </w:r>
+          </w:p>
+          <w:p>
+            <w:pPr>
+              <w:jc w:val="center"/>
+              <w:rPr>
+                <w:sz w:val="26"/>
+                <w:szCs w:val="26"/>
+              </w:rPr>
+            </w:pPr>
+            <w:r>
+              <w:rPr>
+                <w:sz w:val="26"/>
+                <w:szCs w:val="26"/>
+              </w:rPr>
+              <w:t>п/п</w:t>
+            </w:r>
+          </w:p>
+        </w:tc>
+        <w:tc>
+          <w:tcPr>
+            <w:tcW w:w="3564" w:type="dxa"/>
+            <w:vMerge w:val="restart"/>
+            <w:vAlign w:val="center"/>
+          </w:tcPr>
+          <w:p>
+            <w:pPr>
+              <w:jc w:val="center"/>
+              <w:rPr>
+                <w:sz w:val="26"/>
+                <w:szCs w:val="26"/>
+              </w:rPr>
+            </w:pPr>
+            <w:r>
+              <w:rPr>
+                <w:sz w:val="26"/>
+                <w:szCs w:val="26"/>
+              </w:rPr>
+              <w:t>Наименование объекта испытаний (показателей, характеристик)</w:t>
+            </w:r>
+          </w:p>
+        </w:tc>
+        <w:tc>
+          <w:tcPr>
+            <w:tcW w:w="3827" w:type="dxa"/>
+            <w:vAlign w:val="center"/>
+          </w:tcPr>
+          <w:p>
+            <w:pPr>
+              <w:jc w:val="center"/>
+              <w:rPr>
+                <w:sz w:val="26"/>
+                <w:szCs w:val="26"/>
+              </w:rPr>
+            </w:pPr>
+            <w:r>
+              <w:rPr>
+                <w:sz w:val="26"/>
+                <w:szCs w:val="26"/>
+              </w:rPr>
+              <w:t>Наименование ТНПА, устанавливающего метод испытаний</w:t>
+            </w:r>
+          </w:p>
+        </w:tc>
+        <w:tc>
+          <w:tcPr>
+            <w:tcW w:w="1843" w:type="dxa"/>
+            <w:vMerge w:val="restart"/>
+            <w:vAlign w:val="center"/>
+          </w:tcPr>
+          <w:p>
+            <w:pPr>
+              <w:jc w:val="center"/>
+              <w:rPr>
+                <w:sz w:val="26"/>
+                <w:szCs w:val="26"/>
+              </w:rPr>
+            </w:pPr>
+            <w:r>
+              <w:rPr>
+                <w:sz w:val="26"/>
+                <w:szCs w:val="26"/>
+              </w:rPr>
+              <w:t>Примечание</w:t>
+            </w:r>
+          </w:p>
+        </w:tc>
+      </w:tr>
+      <w:tr>
+        <w:trPr>
+          <w:trHeight w:val="450"/>
+          <w:jc w:val="center"/>
+        </w:trPr>
+        <w:tc>
+          <w:tcPr>
+            <w:tcW w:w="684" w:type="dxa"/>
+            <w:vMerge/>
+            <w:vAlign w:val="center"/>
+          </w:tcPr>
+          <w:p>
+            <w:pPr>
+              <w:jc w:val="center"/>
+              <w:rPr>
+                <w:szCs w:val="26"/>
+              </w:rPr>
+            </w:pPr>
+          </w:p>
+        </w:tc>
+        <w:tc>
+          <w:tcPr>
+            <w:tcW w:w="3564" w:type="dxa"/>
+            <w:vMerge/>
+            <w:vAlign w:val="center"/>
+          </w:tcPr>
+          <w:p>
+            <w:pPr>
+              <w:jc w:val="center"/>
+              <w:rPr>
+                <w:szCs w:val="26"/>
+              </w:rPr>
+            </w:pPr>
+          </w:p>
+        </w:tc>
+        <w:tc>
+          <w:tcPr>
+            <w:tcW w:w="3827" w:type="dxa"/>
+            <w:vAlign w:val="center"/>
+          </w:tcPr>
+          <w:p>
+            <w:pPr>
+              <w:jc w:val="center"/>
+              <w:rPr>
+                <w:szCs w:val="26"/>
+              </w:rPr>
+            </w:pPr>
+            <w:r>
+              <w:rPr>
+                <w:szCs w:val="26"/>
+                <w:highlight w:val="yellow"/>
+              </w:rPr>
+              <w:t>СЮДА ТУ(ПМ)</w:t>
+            </w:r>
+          </w:p>
+        </w:tc>
+        <w:tc>
+          <w:tcPr>
+            <w:tcW w:w="1843" w:type="dxa"/>
+            <w:vMerge/>
+            <w:vAlign w:val="center"/>
+          </w:tcPr>
+          <w:p>
+            <w:pPr>
+              <w:jc w:val="center"/>
+              <w:rPr>
+                <w:szCs w:val="26"/>
+              </w:rPr>
+            </w:pPr>
+          </w:p>
+        </w:tc>
+      </w:tr>
+    </w:tbl>
     <w:p>
       <w:pPr>
         <w:tabs>
@@ -1326,6 +1474,87 @@
         </w:rPr>
       </w:pPr>
     </w:p>
+    <w:tbl>
+      <w:tblPr>
+        <w:tblStyle w:val="a7"/>
+        <w:tblW w:w="0" w:type="auto"/>
+        <w:tblLook w:val="04A0" w:firstRow="1" w:lastRow="0" w:firstColumn="1" w:lastColumn="0" w:noHBand="0" w:noVBand="1"/>
+      </w:tblPr>
+      <w:tblGrid>
+        <w:gridCol w:w="2478"/>
+        <w:gridCol w:w="2478"/>
+        <w:gridCol w:w="2478"/>
+        <w:gridCol w:w="2478"/>
+      </w:tblGrid>
+      <w:tr>
+        <w:tc>
+          <w:tcPr>
+            <w:tcW w:w="2478" w:type="dxa"/>
+          </w:tcPr>
+          <w:p>
+            <w:pPr>
+              <w:tabs>
+                <w:tab w:val="center" w:pos="5173"/>
+              </w:tabs>
+              <w:rPr>
+                <w:sz w:val="26"/>
+                <w:szCs w:val="26"/>
+              </w:rPr>
+            </w:pPr>
+            <w:bookmarkStart w:id="1" w:name="Table_Program" w:colFirst="0" w:colLast="3"/>
+          </w:p>
+        </w:tc>
+        <w:tc>
+          <w:tcPr>
+            <w:tcW w:w="2478" w:type="dxa"/>
+          </w:tcPr>
+          <w:p>
+            <w:pPr>
+              <w:tabs>
+                <w:tab w:val="center" w:pos="5173"/>
+              </w:tabs>
+              <w:rPr>
+                <w:sz w:val="26"/>
+                <w:szCs w:val="26"/>
+              </w:rPr>
+            </w:pPr>
+          </w:p>
+        </w:tc>
+        <w:tc>
+          <w:tcPr>
+            <w:tcW w:w="2478" w:type="dxa"/>
+          </w:tcPr>
+          <w:p>
+            <w:pPr>
+              <w:tabs>
+                <w:tab w:val="center" w:pos="5173"/>
+              </w:tabs>
+              <w:rPr>
+                <w:sz w:val="26"/>
+                <w:szCs w:val="26"/>
+              </w:rPr>
+            </w:pPr>
+          </w:p>
+        </w:tc>
+        <w:tc>
+          <w:tcPr>
+            <w:tcW w:w="2478" w:type="dxa"/>
+          </w:tcPr>
+          <w:p>
+            <w:pPr>
+              <w:tabs>
+                <w:tab w:val="center" w:pos="5173"/>
+              </w:tabs>
+              <w:rPr>
+                <w:sz w:val="26"/>
+                <w:szCs w:val="26"/>
+              </w:rPr>
+            </w:pPr>
+          </w:p>
+        </w:tc>
+      </w:tr>
+      <w:bookmarkEnd w:id="1"/>
+    </w:tbl>
     <w:p>
       <w:pPr>
         <w:tabs>
@@ -1367,18 +1596,40 @@
         <w:rPr>
           <w:rFonts w:cs="Times New Roman"/>
           <w:szCs w:val="26"/>
-          <w:highlight w:val="yellow"/>
-        </w:rPr>
-      </w:pPr>
-      <w:r>
-        <w:rPr>
-          <w:rFonts w:cs="Times New Roman"/>
-          <w:szCs w:val="26"/>
-          <w:highlight w:val="yellow"/>
+        </w:rPr>
+      </w:pPr>
+      <w:r>
+        <w:rPr>
+          <w:rFonts w:cs="Times New Roman"/>
+          <w:szCs w:val="26"/>
           <w:lang w:val="be-BY"/>
         </w:rPr>
         <w:lastRenderedPageBreak/>
-        <w:t>Протокол № 19-2025</w:t>
+        <w:t xml:space="preserve">Протокол № </w:t>
+      </w:r>
+      <w:r>
+        <w:t>{{</w:t>
+      </w:r>
+      <w:r>
+        <w:rPr>
+          <w:rFonts w:cs="Times New Roman"/>
+          <w:szCs w:val="26"/>
+        </w:rPr>
+        <w:t>Номер_протокола</w:t>
+      </w:r>
+      <w:r>
+        <w:t>}}</w:t>
+      </w:r>
+      <w:r>
+        <w:t xml:space="preserve"> </w:t>
+      </w:r>
+      <w:r>
+        <w:rPr>
+          <w:rFonts w:cs="Times New Roman"/>
+          <w:szCs w:val="26"/>
+          <w:lang w:val="be-BY"/>
+        </w:rPr>
+        <w:t>-2025</w:t>
       </w:r>
     </w:p>
     <w:p>
@@ -1496,19 +1747,7 @@
               <w:rPr>
                 <w:sz w:val="26"/>
               </w:rPr>
-              <w:t>{{</w:t>
-            </w:r>
-            <w:r>
-              <w:rPr>
-                <w:sz w:val="26"/>
-              </w:rPr>
-              <w:t>Дата_начала</w:t>
-            </w:r>
-            <w:r>
-              <w:rPr>
-                <w:sz w:val="26"/>
-              </w:rPr>
-              <w:t>}}</w:t>
+              <w:t>{{Дата_начала}}</w:t>
             </w:r>
             <w:r>
               <w:rPr>
@@ -1553,19 +1792,7 @@
               <w:rPr>
                 <w:sz w:val="26"/>
               </w:rPr>
-              <w:t>{{</w:t>
-            </w:r>
-            <w:r>
-              <w:rPr>
-                <w:sz w:val="26"/>
-              </w:rPr>
-              <w:t>Дата_начала</w:t>
-            </w:r>
-            <w:r>
-              <w:rPr>
-                <w:sz w:val="26"/>
-              </w:rPr>
-              <w:t>}}</w:t>
+              <w:t>{{Дата_начала}}</w:t>
             </w:r>
             <w:r>
               <w:rPr>
@@ -1607,19 +1834,7 @@
               <w:rPr>
                 <w:sz w:val="26"/>
               </w:rPr>
-              <w:t>{{</w:t>
-            </w:r>
-            <w:r>
-              <w:rPr>
-                <w:sz w:val="26"/>
-              </w:rPr>
-              <w:t>Дата_окончания</w:t>
-            </w:r>
-            <w:r>
-              <w:rPr>
-                <w:sz w:val="26"/>
-              </w:rPr>
-              <w:t>}}</w:t>
+              <w:t>{{Дата_окончания}}</w:t>
             </w:r>
             <w:r>
               <w:rPr>
@@ -1745,35 +1960,7 @@
                 <w:sz w:val="26"/>
                 <w:szCs w:val="26"/>
               </w:rPr>
-              <w:t>(</w:t>
-            </w:r>
-            <w:r>
-              <w:rPr>
-                <w:sz w:val="26"/>
-                <w:szCs w:val="26"/>
-              </w:rPr>
-              <w:t>{{</w:t>
-            </w:r>
-            <w:r>
-              <w:rPr>
-                <w:sz w:val="26"/>
-                <w:szCs w:val="26"/>
-              </w:rPr>
-              <w:t>Температура</w:t>
-            </w:r>
-            <w:r>
-              <w:rPr>
-                <w:sz w:val="26"/>
-                <w:szCs w:val="26"/>
-              </w:rPr>
-              <w:t>}}</w:t>
-            </w:r>
-            <w:r>
-              <w:rPr>
-                <w:sz w:val="26"/>
-                <w:szCs w:val="26"/>
-              </w:rPr>
-              <w:t>)</w:t>
+              <w:t>({{Температура}})</w:t>
             </w:r>
             <w:r>
               <w:rPr>
@@ -1822,14 +2009,7 @@
                 <w:sz w:val="26"/>
                 <w:szCs w:val="26"/>
               </w:rPr>
-              <w:t>Отн</w:t>
-            </w:r>
-            <w:r>
-              <w:rPr>
-                <w:sz w:val="26"/>
-                <w:szCs w:val="26"/>
-              </w:rPr>
-              <w:t xml:space="preserve">осительная влажность воздуха </w:t>
+              <w:t xml:space="preserve">Относительная влажность воздуха </w:t>
             </w:r>
             <w:r>
               <w:t xml:space="preserve">– </w:t>
@@ -1839,35 +2019,7 @@
                 <w:sz w:val="26"/>
                 <w:szCs w:val="26"/>
               </w:rPr>
-              <w:t>(</w:t>
-            </w:r>
-            <w:r>
-              <w:rPr>
-                <w:sz w:val="26"/>
-                <w:szCs w:val="26"/>
-              </w:rPr>
-              <w:t>{{</w:t>
-            </w:r>
-            <w:r>
-              <w:rPr>
-                <w:sz w:val="26"/>
-                <w:szCs w:val="26"/>
-              </w:rPr>
-              <w:t>Влажность</w:t>
-            </w:r>
-            <w:r>
-              <w:rPr>
-                <w:sz w:val="26"/>
-                <w:szCs w:val="26"/>
-              </w:rPr>
-              <w:t>}}</w:t>
-            </w:r>
-            <w:r>
-              <w:rPr>
-                <w:sz w:val="26"/>
-                <w:szCs w:val="26"/>
-              </w:rPr>
-              <w:t>)</w:t>
+              <w:t>({{Влажность}})</w:t>
             </w:r>
             <w:r>
               <w:rPr>
@@ -1910,35 +2062,7 @@
                 <w:sz w:val="26"/>
                 <w:szCs w:val="26"/>
               </w:rPr>
-              <w:t>(</w:t>
-            </w:r>
-            <w:r>
-              <w:rPr>
-                <w:sz w:val="26"/>
-                <w:szCs w:val="26"/>
-              </w:rPr>
-              <w:t>{{</w:t>
-            </w:r>
-            <w:r>
-              <w:rPr>
-                <w:sz w:val="26"/>
-                <w:szCs w:val="26"/>
-              </w:rPr>
-              <w:t>Давление</w:t>
-            </w:r>
-            <w:r>
-              <w:rPr>
-                <w:sz w:val="26"/>
-                <w:szCs w:val="26"/>
-              </w:rPr>
-              <w:t>}}</w:t>
-            </w:r>
-            <w:r>
-              <w:rPr>
-                <w:sz w:val="26"/>
-                <w:szCs w:val="26"/>
-              </w:rPr>
-              <w:t>)</w:t>
+              <w:t xml:space="preserve"> ({{Давление}})</w:t>
             </w:r>
             <w:r>
               <w:rPr>
@@ -2000,37 +2124,275 @@
         <w:t>ИСПЫТАТЕЛЬНОЕ ОБОРУДОВАНИЕ И СРЕДСТВА ИЗМЕРЕНИЙ, ПРИМЕНЯЕМЫЕ ПРИ ПРОВЕДЕНИИ ИСПЫТАНИЙ</w:t>
       </w:r>
     </w:p>
-    <w:p>
-      <w:pPr>
-        <w:rPr>
-          <w:rFonts w:cs="Times New Roman"/>
-          <w:szCs w:val="26"/>
-        </w:rPr>
-      </w:pPr>
-      <w:bookmarkStart w:id="1" w:name="Table_Equipment"/>
-      <w:r>
-        <w:rPr>
-          <w:rFonts w:cs="Times New Roman"/>
-          <w:szCs w:val="26"/>
-        </w:rPr>
-        <w:t xml:space="preserve">[Таблица: </w:t>
-      </w:r>
-      <w:r>
-        <w:rPr>
-          <w:rFonts w:cs="Times New Roman"/>
-          <w:szCs w:val="26"/>
-        </w:rPr>
-        <w:t>СИ</w:t>
-      </w:r>
-      <w:r>
-        <w:rPr>
-          <w:rFonts w:cs="Times New Roman"/>
-          <w:szCs w:val="26"/>
-        </w:rPr>
-        <w:t>]</w:t>
-      </w:r>
-    </w:p>
-    <w:bookmarkEnd w:id="1"/>
+    <w:tbl>
+      <w:tblPr>
+        <w:tblW w:w="0" w:type="auto"/>
+        <w:jc w:val="center"/>
+        <w:tblBorders>
+          <w:top w:val="single" w:sz="4" w:space="0" w:color="auto"/>
+          <w:left w:val="single" w:sz="4" w:space="0" w:color="auto"/>
+          <w:bottom w:val="single" w:sz="4" w:space="0" w:color="auto"/>
+          <w:right w:val="single" w:sz="4" w:space="0" w:color="auto"/>
+          <w:insideH w:val="single" w:sz="4" w:space="0" w:color="auto"/>
+          <w:insideV w:val="single" w:sz="4" w:space="0" w:color="auto"/>
+        </w:tblBorders>
+        <w:tblLook w:val="01E0" w:firstRow="1" w:lastRow="1" w:firstColumn="1" w:lastColumn="1" w:noHBand="0" w:noVBand="0"/>
+      </w:tblPr>
+      <w:tblGrid>
+        <w:gridCol w:w="567"/>
+        <w:gridCol w:w="3652"/>
+        <w:gridCol w:w="1784"/>
+        <w:gridCol w:w="1752"/>
+        <w:gridCol w:w="2157"/>
+      </w:tblGrid>
+      <w:tr>
+        <w:trPr>
+          <w:jc w:val="center"/>
+        </w:trPr>
+        <w:tc>
+          <w:tcPr>
+            <w:tcW w:w="567" w:type="dxa"/>
+            <w:vAlign w:val="center"/>
+          </w:tcPr>
+          <w:p>
+            <w:pPr>
+              <w:rPr>
+                <w:rFonts w:cs="Times New Roman"/>
+                <w:szCs w:val="26"/>
+              </w:rPr>
+            </w:pPr>
+            <w:r>
+              <w:rPr>
+                <w:rFonts w:cs="Times New Roman"/>
+                <w:szCs w:val="26"/>
+              </w:rPr>
+              <w:t>№</w:t>
+            </w:r>
+          </w:p>
+          <w:p>
+            <w:pPr>
+              <w:rPr>
+                <w:rFonts w:cs="Times New Roman"/>
+                <w:szCs w:val="26"/>
+              </w:rPr>
+            </w:pPr>
+            <w:r>
+              <w:rPr>
+                <w:rFonts w:cs="Times New Roman"/>
+                <w:szCs w:val="26"/>
+                <w:lang w:val="be-BY"/>
+              </w:rPr>
+              <w:t>п</w:t>
+            </w:r>
+            <w:r>
+              <w:rPr>
+                <w:rFonts w:cs="Times New Roman"/>
+                <w:szCs w:val="26"/>
+              </w:rPr>
+              <w:t>/</w:t>
+            </w:r>
+            <w:r>
+              <w:rPr>
+                <w:rFonts w:cs="Times New Roman"/>
+                <w:szCs w:val="26"/>
+                <w:lang w:val="be-BY"/>
+              </w:rPr>
+              <w:t>п</w:t>
+            </w:r>
+          </w:p>
+        </w:tc>
+        <w:tc>
+          <w:tcPr>
+            <w:tcW w:w="3652" w:type="dxa"/>
+            <w:vAlign w:val="center"/>
+          </w:tcPr>
+          <w:p>
+            <w:pPr>
+              <w:jc w:val="center"/>
+              <w:rPr>
+                <w:rFonts w:cs="Times New Roman"/>
+                <w:szCs w:val="26"/>
+              </w:rPr>
+            </w:pPr>
+            <w:r>
+              <w:rPr>
+                <w:rFonts w:cs="Times New Roman"/>
+                <w:szCs w:val="26"/>
+              </w:rPr>
+              <w:t>Наименование испытательного оборудования и средств измерений</w:t>
+            </w:r>
+          </w:p>
+        </w:tc>
+        <w:tc>
+          <w:tcPr>
+            <w:tcW w:w="1784" w:type="dxa"/>
+            <w:vAlign w:val="center"/>
+          </w:tcPr>
+          <w:p>
+            <w:pPr>
+              <w:jc w:val="center"/>
+              <w:rPr>
+                <w:rFonts w:cs="Times New Roman"/>
+                <w:szCs w:val="26"/>
+              </w:rPr>
+            </w:pPr>
+            <w:r>
+              <w:rPr>
+                <w:rFonts w:cs="Times New Roman"/>
+                <w:szCs w:val="26"/>
+              </w:rPr>
+              <w:t>Тип, марка</w:t>
+            </w:r>
+          </w:p>
+        </w:tc>
+        <w:tc>
+          <w:tcPr>
+            <w:tcW w:w="1752" w:type="dxa"/>
+            <w:vAlign w:val="center"/>
+          </w:tcPr>
+          <w:p>
+            <w:pPr>
+              <w:jc w:val="center"/>
+              <w:rPr>
+                <w:rFonts w:cs="Times New Roman"/>
+                <w:szCs w:val="26"/>
+              </w:rPr>
+            </w:pPr>
+            <w:r>
+              <w:rPr>
+                <w:rFonts w:cs="Times New Roman"/>
+                <w:szCs w:val="26"/>
+              </w:rPr>
+              <w:t>Номер</w:t>
+            </w:r>
+          </w:p>
+        </w:tc>
+        <w:tc>
+          <w:tcPr>
+            <w:tcW w:w="2157" w:type="dxa"/>
+            <w:vAlign w:val="center"/>
+          </w:tcPr>
+          <w:p>
+            <w:pPr>
+              <w:jc w:val="center"/>
+              <w:rPr>
+                <w:rFonts w:cs="Times New Roman"/>
+                <w:szCs w:val="26"/>
+              </w:rPr>
+            </w:pPr>
+            <w:r>
+              <w:rPr>
+                <w:rFonts w:cs="Times New Roman"/>
+                <w:szCs w:val="26"/>
+              </w:rPr>
+              <w:t>Период аттестации, калибровки</w:t>
+            </w:r>
+          </w:p>
+        </w:tc>
+      </w:tr>
+    </w:tbl>
+    <w:p>
+      <w:pPr>
+        <w:rPr>
+          <w:rFonts w:cs="Times New Roman"/>
+          <w:szCs w:val="26"/>
+        </w:rPr>
+      </w:pPr>
+    </w:p>
+    <w:tbl>
+      <w:tblPr>
+        <w:tblStyle w:val="a7"/>
+        <w:tblW w:w="0" w:type="auto"/>
+        <w:tblLook w:val="04A0" w:firstRow="1" w:lastRow="0" w:firstColumn="1" w:lastColumn="0" w:noHBand="0" w:noVBand="1"/>
+      </w:tblPr>
+      <w:tblGrid>
+        <w:gridCol w:w="1982"/>
+        <w:gridCol w:w="1982"/>
+        <w:gridCol w:w="1982"/>
+        <w:gridCol w:w="1983"/>
+        <w:gridCol w:w="1983"/>
+      </w:tblGrid>
+      <w:tr>
+        <w:tc>
+          <w:tcPr>
+            <w:tcW w:w="1982" w:type="dxa"/>
+          </w:tcPr>
+          <w:p>
+            <w:pPr>
+              <w:rPr>
+                <w:szCs w:val="26"/>
+              </w:rPr>
+            </w:pPr>
+            <w:bookmarkStart w:id="2" w:name="Table_Equipment" w:colFirst="0" w:colLast="4"/>
+          </w:p>
+        </w:tc>
+        <w:tc>
+          <w:tcPr>
+            <w:tcW w:w="1982" w:type="dxa"/>
+          </w:tcPr>
+          <w:p>
+            <w:pPr>
+              <w:rPr>
+                <w:szCs w:val="26"/>
+              </w:rPr>
+            </w:pPr>
+          </w:p>
+        </w:tc>
+        <w:tc>
+          <w:tcPr>
+            <w:tcW w:w="1982" w:type="dxa"/>
+          </w:tcPr>
+          <w:p>
+            <w:pPr>
+              <w:rPr>
+                <w:szCs w:val="26"/>
+              </w:rPr>
+            </w:pPr>
+          </w:p>
+        </w:tc>
+        <w:tc>
+          <w:tcPr>
+            <w:tcW w:w="1983" w:type="dxa"/>
+          </w:tcPr>
+          <w:p>
+            <w:pPr>
+              <w:rPr>
+                <w:szCs w:val="26"/>
+              </w:rPr>
+            </w:pPr>
+          </w:p>
+        </w:tc>
+        <w:tc>
+          <w:tcPr>
+            <w:tcW w:w="1983" w:type="dxa"/>
+          </w:tcPr>
+          <w:p>
+            <w:pPr>
+              <w:rPr>
+                <w:szCs w:val="26"/>
+              </w:rPr>
+            </w:pPr>
+          </w:p>
+        </w:tc>
+      </w:tr>
+      <w:bookmarkEnd w:id="2"/>
+    </w:tbl>
+    <w:p>
+      <w:pPr>
+        <w:rPr>
+          <w:rFonts w:cs="Times New Roman"/>
+          <w:szCs w:val="26"/>
+        </w:rPr>
+      </w:pPr>
+    </w:p>
+    <w:p>
+      <w:pPr>
+        <w:rPr>
+          <w:rFonts w:cs="Times New Roman"/>
+          <w:szCs w:val="26"/>
+        </w:rPr>
+      </w:pPr>
+    </w:p>
     <w:p>
       <w:pPr>
         <w:tabs>
@@ -2081,17 +2443,38 @@
         <w:rPr>
           <w:rFonts w:cs="Times New Roman"/>
           <w:szCs w:val="26"/>
-          <w:highlight w:val="yellow"/>
-        </w:rPr>
-      </w:pPr>
-      <w:r>
-        <w:rPr>
-          <w:rFonts w:cs="Times New Roman"/>
-          <w:szCs w:val="26"/>
-          <w:highlight w:val="yellow"/>
+        </w:rPr>
+      </w:pPr>
+      <w:r>
+        <w:rPr>
+          <w:rFonts w:cs="Times New Roman"/>
+          <w:szCs w:val="26"/>
         </w:rPr>
         <w:lastRenderedPageBreak/>
-        <w:t>Протокол № 19-2025</w:t>
+        <w:t xml:space="preserve">Протокол № </w:t>
+      </w:r>
+      <w:r>
+        <w:t>{{</w:t>
+      </w:r>
+      <w:r>
+        <w:rPr>
+          <w:rFonts w:cs="Times New Roman"/>
+          <w:szCs w:val="26"/>
+        </w:rPr>
+        <w:t>Номер_протокола</w:t>
+      </w:r>
+      <w:r>
+        <w:t>}}</w:t>
+      </w:r>
+      <w:r>
+        <w:t xml:space="preserve"> </w:t>
+      </w:r>
+      <w:r>
+        <w:rPr>
+          <w:rFonts w:cs="Times New Roman"/>
+          <w:szCs w:val="26"/>
+        </w:rPr>
+        <w:t>-2025</w:t>
       </w:r>
     </w:p>
     <w:p>
@@ -2186,7 +2569,7 @@
           <w:sz w:val="26"/>
           <w:szCs w:val="26"/>
         </w:rPr>
-        <w:t>}}</w:t>
+        <w:t xml:space="preserve">}} </w:t>
       </w:r>
       <w:r>
         <w:rPr>
@@ -2194,7 +2577,7 @@
           <w:sz w:val="26"/>
           <w:szCs w:val="26"/>
         </w:rPr>
-        <w:t xml:space="preserve"> </w:t>
+        <w:t>зав №</w:t>
       </w:r>
       <w:r>
         <w:rPr>
@@ -2202,6 +2585,62 @@
           <w:sz w:val="26"/>
           <w:szCs w:val="26"/>
         </w:rPr>
+        <w:t>{{</w:t>
+      </w:r>
+      <w:r>
+        <w:rPr>
+          <w:rFonts w:ascii="Times New Roman" w:hAnsi="Times New Roman" w:cs="Times New Roman"/>
+          <w:sz w:val="26"/>
+          <w:szCs w:val="26"/>
+        </w:rPr>
+        <w:t>Номер_изделия</w:t>
+      </w:r>
+      <w:r>
+        <w:rPr>
+          <w:rFonts w:ascii="Times New Roman" w:hAnsi="Times New Roman" w:cs="Times New Roman"/>
+          <w:sz w:val="26"/>
+          <w:szCs w:val="26"/>
+        </w:rPr>
+        <w:t xml:space="preserve">}}, </w:t>
+      </w:r>
+      <w:r>
+        <w:rPr>
+          <w:rFonts w:ascii="Times New Roman" w:hAnsi="Times New Roman" w:cs="Times New Roman"/>
+          <w:sz w:val="26"/>
+          <w:szCs w:val="26"/>
+        </w:rPr>
+        <w:t xml:space="preserve">Изделие </w:t>
+      </w:r>
+      <w:r>
+        <w:rPr>
+          <w:rFonts w:ascii="Times New Roman" w:hAnsi="Times New Roman" w:cs="Times New Roman"/>
+          <w:sz w:val="26"/>
+          <w:szCs w:val="26"/>
+        </w:rPr>
+        <w:t>{{</w:t>
+      </w:r>
+      <w:r>
+        <w:rPr>
+          <w:rFonts w:ascii="Times New Roman" w:hAnsi="Times New Roman" w:cs="Times New Roman"/>
+          <w:sz w:val="26"/>
+          <w:szCs w:val="26"/>
+        </w:rPr>
+        <w:t>Имя_изделия</w:t>
+      </w:r>
+      <w:r>
+        <w:rPr>
+          <w:rFonts w:ascii="Times New Roman" w:hAnsi="Times New Roman" w:cs="Times New Roman"/>
+          <w:sz w:val="26"/>
+          <w:szCs w:val="26"/>
+        </w:rPr>
+        <w:t xml:space="preserve">2}} </w:t>
+      </w:r>
+      <w:r>
+        <w:rPr>
+          <w:rFonts w:ascii="Times New Roman" w:hAnsi="Times New Roman" w:cs="Times New Roman"/>
+          <w:sz w:val="26"/>
+          <w:szCs w:val="26"/>
+        </w:rPr>
         <w:t>зав №</w:t>
       </w:r>
       <w:r>
@@ -2226,47 +2665,694 @@
           <w:sz w:val="26"/>
           <w:szCs w:val="26"/>
         </w:rPr>
-        <w:t>}}</w:t>
-      </w:r>
-      <w:r>
+        <w:t>2}}</w:t>
+      </w:r>
+    </w:p>
+    <w:p>
+      <w:pPr>
+        <w:pStyle w:val="a3"/>
+        <w:ind w:right="-143"/>
         <w:rPr>
           <w:rFonts w:ascii="Times New Roman" w:hAnsi="Times New Roman" w:cs="Times New Roman"/>
           <w:sz w:val="26"/>
           <w:szCs w:val="26"/>
         </w:rPr>
+      </w:pPr>
+      <w:r>
+        <w:rPr>
+          <w:rFonts w:ascii="Times New Roman" w:hAnsi="Times New Roman" w:cs="Times New Roman"/>
+          <w:sz w:val="26"/>
+          <w:szCs w:val="26"/>
+        </w:rPr>
         <w:t>)</w:t>
       </w:r>
     </w:p>
-    <w:p>
-      <w:pPr>
-        <w:jc w:val="both"/>
-        <w:rPr>
-          <w:rFonts w:cs="Times New Roman"/>
-          <w:szCs w:val="26"/>
-        </w:rPr>
-      </w:pPr>
-      <w:bookmarkStart w:id="2" w:name="Table_Results"/>
-      <w:r>
-        <w:rPr>
-          <w:rFonts w:cs="Times New Roman"/>
-          <w:szCs w:val="26"/>
-        </w:rPr>
-        <w:t>[Таблица:</w:t>
-      </w:r>
-      <w:r>
-        <w:rPr>
-          <w:rFonts w:cs="Times New Roman"/>
-          <w:szCs w:val="26"/>
-        </w:rPr>
-        <w:t>Результаты</w:t>
-      </w:r>
-      <w:r>
-        <w:rPr>
-          <w:rFonts w:cs="Times New Roman"/>
-          <w:szCs w:val="26"/>
-        </w:rPr>
-        <w:t>]</w:t>
-      </w:r>
+    <w:tbl>
+      <w:tblPr>
+        <w:tblStyle w:val="a7"/>
+        <w:tblW w:w="0" w:type="auto"/>
+        <w:tblLayout w:type="fixed"/>
+        <w:tblLook w:val="04A0" w:firstRow="1" w:lastRow="0" w:firstColumn="1" w:lastColumn="0" w:noHBand="0" w:noVBand="1"/>
+      </w:tblPr>
+      <w:tblGrid>
+        <w:gridCol w:w="567"/>
+        <w:gridCol w:w="3964"/>
+        <w:gridCol w:w="1521"/>
+        <w:gridCol w:w="1327"/>
+        <w:gridCol w:w="2309"/>
+        <w:gridCol w:w="3490"/>
+        <w:gridCol w:w="1100"/>
+      </w:tblGrid>
+      <w:tr>
+        <w:tc>
+          <w:tcPr>
+            <w:tcW w:w="567" w:type="dxa"/>
+            <w:vMerge w:val="restart"/>
+            <w:vAlign w:val="center"/>
+          </w:tcPr>
+          <w:p>
+            <w:pPr>
+              <w:tabs>
+                <w:tab w:val="left" w:pos="1270"/>
+              </w:tabs>
+              <w:rPr>
+                <w:sz w:val="26"/>
+                <w:szCs w:val="26"/>
+              </w:rPr>
+            </w:pPr>
+            <w:r>
+              <w:rPr>
+                <w:sz w:val="26"/>
+                <w:szCs w:val="26"/>
+              </w:rPr>
+              <w:t>№</w:t>
+            </w:r>
+          </w:p>
+          <w:p>
+            <w:pPr>
+              <w:tabs>
+                <w:tab w:val="left" w:pos="1270"/>
+              </w:tabs>
+              <w:rPr>
+                <w:sz w:val="26"/>
+                <w:szCs w:val="26"/>
+              </w:rPr>
+            </w:pPr>
+            <w:r>
+              <w:rPr>
+                <w:sz w:val="26"/>
+                <w:szCs w:val="26"/>
+              </w:rPr>
+              <w:t>п/п</w:t>
+            </w:r>
+          </w:p>
+        </w:tc>
+        <w:tc>
+          <w:tcPr>
+            <w:tcW w:w="3964" w:type="dxa"/>
+            <w:vMerge w:val="restart"/>
+            <w:vAlign w:val="center"/>
+          </w:tcPr>
+          <w:p>
+            <w:pPr>
+              <w:tabs>
+                <w:tab w:val="left" w:pos="1270"/>
+              </w:tabs>
+              <w:jc w:val="center"/>
+              <w:rPr>
+                <w:sz w:val="26"/>
+                <w:szCs w:val="26"/>
+              </w:rPr>
+            </w:pPr>
+            <w:r>
+              <w:rPr>
+                <w:sz w:val="26"/>
+                <w:szCs w:val="26"/>
+              </w:rPr>
+              <w:t>Наименование объекта испытаний (показателей, характеристик)</w:t>
+            </w:r>
+          </w:p>
+        </w:tc>
+        <w:tc>
+          <w:tcPr>
+            <w:tcW w:w="2848" w:type="dxa"/>
+            <w:gridSpan w:val="2"/>
+          </w:tcPr>
+          <w:p>
+            <w:pPr>
+              <w:pStyle w:val="a3"/>
+              <w:ind w:right="-143"/>
+              <w:rPr>
+                <w:rFonts w:ascii="Times New Roman" w:hAnsi="Times New Roman"/>
+                <w:sz w:val="26"/>
+                <w:szCs w:val="26"/>
+              </w:rPr>
+            </w:pPr>
+            <w:r>
+              <w:rPr>
+                <w:rFonts w:ascii="Times New Roman" w:hAnsi="Times New Roman"/>
+                <w:sz w:val="26"/>
+                <w:szCs w:val="26"/>
+              </w:rPr>
+              <w:t>Номер пункта ТНПА, устанавливающего</w:t>
+            </w:r>
+          </w:p>
+        </w:tc>
+        <w:tc>
+          <w:tcPr>
+            <w:tcW w:w="2309" w:type="dxa"/>
+            <w:vMerge w:val="restart"/>
+            <w:vAlign w:val="center"/>
+          </w:tcPr>
+          <w:p>
+            <w:pPr>
+              <w:tabs>
+                <w:tab w:val="left" w:pos="1270"/>
+              </w:tabs>
+              <w:jc w:val="center"/>
+              <w:rPr>
+                <w:sz w:val="26"/>
+                <w:szCs w:val="26"/>
+              </w:rPr>
+            </w:pPr>
+            <w:r>
+              <w:rPr>
+                <w:sz w:val="26"/>
+                <w:szCs w:val="26"/>
+              </w:rPr>
+              <w:t>Нормированное значение показателей, установленных в ТНПА</w:t>
+            </w:r>
+          </w:p>
+        </w:tc>
+        <w:tc>
+          <w:tcPr>
+            <w:tcW w:w="3490" w:type="dxa"/>
+            <w:vMerge w:val="restart"/>
+            <w:vAlign w:val="center"/>
+          </w:tcPr>
+          <w:p>
+            <w:pPr>
+              <w:tabs>
+                <w:tab w:val="left" w:pos="1270"/>
+              </w:tabs>
+              <w:jc w:val="center"/>
+              <w:rPr>
+                <w:sz w:val="26"/>
+                <w:szCs w:val="26"/>
+              </w:rPr>
+            </w:pPr>
+            <w:r>
+              <w:rPr>
+                <w:sz w:val="26"/>
+                <w:szCs w:val="26"/>
+              </w:rPr>
+              <w:t>Фактические значения показателей</w:t>
+            </w:r>
+          </w:p>
+        </w:tc>
+        <w:tc>
+          <w:tcPr>
+            <w:tcW w:w="1100" w:type="dxa"/>
+            <w:vMerge w:val="restart"/>
+            <w:vAlign w:val="center"/>
+          </w:tcPr>
+          <w:p>
+            <w:pPr>
+              <w:tabs>
+                <w:tab w:val="left" w:pos="1270"/>
+              </w:tabs>
+              <w:jc w:val="center"/>
+              <w:rPr>
+                <w:sz w:val="26"/>
+                <w:szCs w:val="26"/>
+              </w:rPr>
+            </w:pPr>
+            <w:r>
+              <w:rPr>
+                <w:sz w:val="26"/>
+                <w:szCs w:val="26"/>
+              </w:rPr>
+              <w:t>Вывод о соответствии требованиям ТНПА</w:t>
+            </w:r>
+          </w:p>
+        </w:tc>
+      </w:tr>
+      <w:tr>
+        <w:tc>
+          <w:tcPr>
+            <w:tcW w:w="567" w:type="dxa"/>
+            <w:vMerge/>
+          </w:tcPr>
+          <w:p>
+            <w:pPr>
+              <w:pStyle w:val="a3"/>
+              <w:ind w:right="-143"/>
+              <w:rPr>
+                <w:rFonts w:ascii="Times New Roman" w:hAnsi="Times New Roman"/>
+                <w:sz w:val="26"/>
+                <w:szCs w:val="26"/>
+              </w:rPr>
+            </w:pPr>
+          </w:p>
+        </w:tc>
+        <w:tc>
+          <w:tcPr>
+            <w:tcW w:w="3964" w:type="dxa"/>
+            <w:vMerge/>
+          </w:tcPr>
+          <w:p>
+            <w:pPr>
+              <w:pStyle w:val="a3"/>
+              <w:ind w:right="-143"/>
+              <w:rPr>
+                <w:rFonts w:ascii="Times New Roman" w:hAnsi="Times New Roman"/>
+                <w:sz w:val="26"/>
+                <w:szCs w:val="26"/>
+              </w:rPr>
+            </w:pPr>
+          </w:p>
+        </w:tc>
+        <w:tc>
+          <w:tcPr>
+            <w:tcW w:w="2848" w:type="dxa"/>
+            <w:gridSpan w:val="2"/>
+            <w:vAlign w:val="center"/>
+          </w:tcPr>
+          <w:p>
+            <w:pPr>
+              <w:tabs>
+                <w:tab w:val="left" w:pos="1270"/>
+              </w:tabs>
+              <w:ind w:left="-106" w:right="-254" w:hanging="142"/>
+              <w:jc w:val="center"/>
+              <w:rPr>
+                <w:sz w:val="26"/>
+                <w:szCs w:val="26"/>
+              </w:rPr>
+            </w:pPr>
+            <w:r>
+              <w:rPr>
+                <w:sz w:val="26"/>
+                <w:szCs w:val="26"/>
+                <w:highlight w:val="yellow"/>
+              </w:rPr>
+              <w:t>СЮДА ТУ</w:t>
+            </w:r>
+          </w:p>
+        </w:tc>
+        <w:tc>
+          <w:tcPr>
+            <w:tcW w:w="2309" w:type="dxa"/>
+            <w:vMerge/>
+          </w:tcPr>
+          <w:p>
+            <w:pPr>
+              <w:pStyle w:val="a3"/>
+              <w:ind w:right="-143"/>
+              <w:rPr>
+                <w:rFonts w:ascii="Times New Roman" w:hAnsi="Times New Roman"/>
+                <w:sz w:val="26"/>
+                <w:szCs w:val="26"/>
+              </w:rPr>
+            </w:pPr>
+          </w:p>
+        </w:tc>
+        <w:tc>
+          <w:tcPr>
+            <w:tcW w:w="3490" w:type="dxa"/>
+            <w:vMerge/>
+          </w:tcPr>
+          <w:p>
+            <w:pPr>
+              <w:pStyle w:val="a3"/>
+              <w:ind w:right="-143"/>
+              <w:rPr>
+                <w:rFonts w:ascii="Times New Roman" w:hAnsi="Times New Roman"/>
+                <w:sz w:val="26"/>
+                <w:szCs w:val="26"/>
+              </w:rPr>
+            </w:pPr>
+          </w:p>
+        </w:tc>
+        <w:tc>
+          <w:tcPr>
+            <w:tcW w:w="1100" w:type="dxa"/>
+            <w:vMerge/>
+          </w:tcPr>
+          <w:p>
+            <w:pPr>
+              <w:pStyle w:val="a3"/>
+              <w:ind w:right="-143"/>
+              <w:rPr>
+                <w:rFonts w:ascii="Times New Roman" w:hAnsi="Times New Roman"/>
+                <w:sz w:val="26"/>
+                <w:szCs w:val="26"/>
+              </w:rPr>
+            </w:pPr>
+          </w:p>
+        </w:tc>
+      </w:tr>
+      <w:tr>
+        <w:tc>
+          <w:tcPr>
+            <w:tcW w:w="567" w:type="dxa"/>
+            <w:vMerge/>
+          </w:tcPr>
+          <w:p>
+            <w:pPr>
+              <w:pStyle w:val="a3"/>
+              <w:ind w:right="-143"/>
+              <w:rPr>
+                <w:rFonts w:ascii="Times New Roman" w:hAnsi="Times New Roman"/>
+                <w:sz w:val="26"/>
+                <w:szCs w:val="26"/>
+              </w:rPr>
+            </w:pPr>
+          </w:p>
+        </w:tc>
+        <w:tc>
+          <w:tcPr>
+            <w:tcW w:w="3964" w:type="dxa"/>
+            <w:vMerge/>
+          </w:tcPr>
+          <w:p>
+            <w:pPr>
+              <w:pStyle w:val="a3"/>
+              <w:ind w:right="-143"/>
+              <w:rPr>
+                <w:rFonts w:ascii="Times New Roman" w:hAnsi="Times New Roman"/>
+                <w:sz w:val="26"/>
+                <w:szCs w:val="26"/>
+              </w:rPr>
+            </w:pPr>
+          </w:p>
+        </w:tc>
+        <w:tc>
+          <w:tcPr>
+            <w:tcW w:w="1521" w:type="dxa"/>
+            <w:vAlign w:val="center"/>
+          </w:tcPr>
+          <w:p>
+            <w:pPr>
+              <w:tabs>
+                <w:tab w:val="left" w:pos="1270"/>
+              </w:tabs>
+              <w:ind w:right="-103"/>
+              <w:rPr>
+                <w:sz w:val="26"/>
+                <w:szCs w:val="26"/>
+              </w:rPr>
+            </w:pPr>
+            <w:r>
+              <w:rPr>
+                <w:sz w:val="26"/>
+                <w:szCs w:val="26"/>
+              </w:rPr>
+              <w:t>требования</w:t>
+            </w:r>
+          </w:p>
+        </w:tc>
+        <w:tc>
+          <w:tcPr>
+            <w:tcW w:w="1327" w:type="dxa"/>
+            <w:vAlign w:val="center"/>
+          </w:tcPr>
+          <w:p>
+            <w:pPr>
+              <w:tabs>
+                <w:tab w:val="left" w:pos="1270"/>
+              </w:tabs>
+              <w:ind w:right="-104"/>
+              <w:jc w:val="center"/>
+              <w:rPr>
+                <w:sz w:val="26"/>
+                <w:szCs w:val="26"/>
+              </w:rPr>
+            </w:pPr>
+            <w:r>
+              <w:rPr>
+                <w:sz w:val="26"/>
+                <w:szCs w:val="26"/>
+              </w:rPr>
+              <w:t>методы</w:t>
+            </w:r>
+          </w:p>
+        </w:tc>
+        <w:tc>
+          <w:tcPr>
+            <w:tcW w:w="2309" w:type="dxa"/>
+            <w:vMerge/>
+          </w:tcPr>
+          <w:p>
+            <w:pPr>
+              <w:pStyle w:val="a3"/>
+              <w:ind w:right="-143"/>
+              <w:rPr>
+                <w:rFonts w:ascii="Times New Roman" w:hAnsi="Times New Roman"/>
+                <w:sz w:val="26"/>
+                <w:szCs w:val="26"/>
+              </w:rPr>
+            </w:pPr>
+          </w:p>
+        </w:tc>
+        <w:tc>
+          <w:tcPr>
+            <w:tcW w:w="3490" w:type="dxa"/>
+            <w:vMerge/>
+          </w:tcPr>
+          <w:p>
+            <w:pPr>
+              <w:pStyle w:val="a3"/>
+              <w:ind w:right="-143"/>
+              <w:rPr>
+                <w:rFonts w:ascii="Times New Roman" w:hAnsi="Times New Roman"/>
+                <w:sz w:val="26"/>
+                <w:szCs w:val="26"/>
+              </w:rPr>
+            </w:pPr>
+          </w:p>
+        </w:tc>
+        <w:tc>
+          <w:tcPr>
+            <w:tcW w:w="1100" w:type="dxa"/>
+            <w:vMerge/>
+          </w:tcPr>
+          <w:p>
+            <w:pPr>
+              <w:pStyle w:val="a3"/>
+              <w:ind w:right="-143"/>
+              <w:rPr>
+                <w:rFonts w:ascii="Times New Roman" w:hAnsi="Times New Roman"/>
+                <w:sz w:val="26"/>
+                <w:szCs w:val="26"/>
+              </w:rPr>
+            </w:pPr>
+          </w:p>
+        </w:tc>
+      </w:tr>
+      <w:tr>
+        <w:tc>
+          <w:tcPr>
+            <w:tcW w:w="567" w:type="dxa"/>
+          </w:tcPr>
+          <w:p>
+            <w:pPr>
+              <w:pStyle w:val="a3"/>
+              <w:ind w:right="-143"/>
+              <w:jc w:val="center"/>
+              <w:rPr>
+                <w:rFonts w:ascii="Times New Roman" w:hAnsi="Times New Roman"/>
+                <w:sz w:val="26"/>
+                <w:szCs w:val="26"/>
+              </w:rPr>
+            </w:pPr>
+            <w:r>
+              <w:rPr>
+                <w:rFonts w:ascii="Times New Roman" w:hAnsi="Times New Roman"/>
+                <w:sz w:val="26"/>
+                <w:szCs w:val="26"/>
+              </w:rPr>
+              <w:t>1</w:t>
+            </w:r>
+          </w:p>
+        </w:tc>
+        <w:tc>
+          <w:tcPr>
+            <w:tcW w:w="3964" w:type="dxa"/>
+          </w:tcPr>
+          <w:p>
+            <w:pPr>
+              <w:pStyle w:val="a3"/>
+              <w:ind w:right="-143"/>
+              <w:jc w:val="center"/>
+              <w:rPr>
+                <w:rFonts w:ascii="Times New Roman" w:hAnsi="Times New Roman"/>
+                <w:sz w:val="26"/>
+                <w:szCs w:val="26"/>
+              </w:rPr>
+            </w:pPr>
+            <w:r>
+              <w:rPr>
+                <w:rFonts w:ascii="Times New Roman" w:hAnsi="Times New Roman"/>
+                <w:sz w:val="26"/>
+                <w:szCs w:val="26"/>
+              </w:rPr>
+              <w:t>2</w:t>
+            </w:r>
+          </w:p>
+        </w:tc>
+        <w:tc>
+          <w:tcPr>
+            <w:tcW w:w="1521" w:type="dxa"/>
+          </w:tcPr>
+          <w:p>
+            <w:pPr>
+              <w:pStyle w:val="a3"/>
+              <w:ind w:right="-143"/>
+              <w:jc w:val="center"/>
+              <w:rPr>
+                <w:rFonts w:ascii="Times New Roman" w:hAnsi="Times New Roman"/>
+                <w:sz w:val="26"/>
+                <w:szCs w:val="26"/>
+              </w:rPr>
+            </w:pPr>
+            <w:r>
+              <w:rPr>
+                <w:rFonts w:ascii="Times New Roman" w:hAnsi="Times New Roman"/>
+                <w:sz w:val="26"/>
+                <w:szCs w:val="26"/>
+              </w:rPr>
+              <w:t>3</w:t>
+            </w:r>
+          </w:p>
+        </w:tc>
+        <w:tc>
+          <w:tcPr>
+            <w:tcW w:w="1327" w:type="dxa"/>
+          </w:tcPr>
+          <w:p>
+            <w:pPr>
+              <w:pStyle w:val="a3"/>
+              <w:ind w:right="-143"/>
+              <w:jc w:val="center"/>
+              <w:rPr>
+                <w:rFonts w:ascii="Times New Roman" w:hAnsi="Times New Roman"/>
+                <w:sz w:val="26"/>
+                <w:szCs w:val="26"/>
+              </w:rPr>
+            </w:pPr>
+            <w:r>
+              <w:rPr>
+                <w:rFonts w:ascii="Times New Roman" w:hAnsi="Times New Roman"/>
+                <w:sz w:val="26"/>
+                <w:szCs w:val="26"/>
+              </w:rPr>
+              <w:t>4</w:t>
+            </w:r>
+          </w:p>
+        </w:tc>
+        <w:tc>
+          <w:tcPr>
+            <w:tcW w:w="2309" w:type="dxa"/>
+          </w:tcPr>
+          <w:p>
+            <w:pPr>
+              <w:pStyle w:val="a3"/>
+              <w:ind w:right="-143"/>
+              <w:jc w:val="center"/>
+              <w:rPr>
+                <w:rFonts w:ascii="Times New Roman" w:hAnsi="Times New Roman"/>
+                <w:sz w:val="26"/>
+                <w:szCs w:val="26"/>
+              </w:rPr>
+            </w:pPr>
+            <w:r>
+              <w:rPr>
+                <w:rFonts w:ascii="Times New Roman" w:hAnsi="Times New Roman"/>
+                <w:sz w:val="26"/>
+                <w:szCs w:val="26"/>
+              </w:rPr>
+              <w:t>5</w:t>
+            </w:r>
+          </w:p>
+        </w:tc>
+        <w:tc>
+          <w:tcPr>
+            <w:tcW w:w="3490" w:type="dxa"/>
+          </w:tcPr>
+          <w:p>
+            <w:pPr>
+              <w:pStyle w:val="a3"/>
+              <w:ind w:right="-143"/>
+              <w:jc w:val="center"/>
+              <w:rPr>
+                <w:rFonts w:ascii="Times New Roman" w:hAnsi="Times New Roman"/>
+                <w:sz w:val="26"/>
+                <w:szCs w:val="26"/>
+              </w:rPr>
+            </w:pPr>
+            <w:r>
+              <w:rPr>
+                <w:rFonts w:ascii="Times New Roman" w:hAnsi="Times New Roman"/>
+                <w:sz w:val="26"/>
+                <w:szCs w:val="26"/>
+              </w:rPr>
+              <w:t>6</w:t>
+            </w:r>
+          </w:p>
+        </w:tc>
+        <w:tc>
+          <w:tcPr>
+            <w:tcW w:w="1100" w:type="dxa"/>
+          </w:tcPr>
+          <w:p>
+            <w:pPr>
+              <w:pStyle w:val="a3"/>
+              <w:ind w:right="-143"/>
+              <w:jc w:val="center"/>
+              <w:rPr>
+                <w:rFonts w:ascii="Times New Roman" w:hAnsi="Times New Roman"/>
+                <w:sz w:val="26"/>
+                <w:szCs w:val="26"/>
+              </w:rPr>
+            </w:pPr>
+            <w:r>
+              <w:rPr>
+                <w:rFonts w:ascii="Times New Roman" w:hAnsi="Times New Roman"/>
+                <w:sz w:val="26"/>
+                <w:szCs w:val="26"/>
+              </w:rPr>
+              <w:t>7</w:t>
+            </w:r>
+          </w:p>
+        </w:tc>
+      </w:tr>
+    </w:tbl>
+    <w:p>
+      <w:pPr>
+        <w:pStyle w:val="a3"/>
+        <w:ind w:right="-143"/>
+        <w:rPr>
+          <w:rFonts w:ascii="Times New Roman" w:hAnsi="Times New Roman" w:cs="Times New Roman"/>
+          <w:sz w:val="26"/>
+          <w:szCs w:val="26"/>
+        </w:rPr>
+      </w:pPr>
+    </w:p>
+    <w:p>
+      <w:pPr>
+        <w:pStyle w:val="a3"/>
+        <w:ind w:right="-143"/>
+        <w:rPr>
+          <w:rFonts w:ascii="Times New Roman" w:hAnsi="Times New Roman" w:cs="Times New Roman"/>
+          <w:sz w:val="26"/>
+          <w:szCs w:val="26"/>
+        </w:rPr>
+      </w:pPr>
+      <w:bookmarkStart w:id="3" w:name="Table_Results"/>
+      <w:bookmarkEnd w:id="3"/>
+    </w:p>
+    <w:p>
+      <w:pPr>
+        <w:pStyle w:val="a3"/>
+        <w:ind w:right="-143"/>
+        <w:rPr>
+          <w:rFonts w:ascii="Times New Roman" w:hAnsi="Times New Roman" w:cs="Times New Roman"/>
+          <w:sz w:val="26"/>
+          <w:szCs w:val="26"/>
+        </w:rPr>
+      </w:pPr>
+    </w:p>
+    <w:p>
+      <w:pPr>
+        <w:pStyle w:val="a3"/>
+        <w:ind w:right="-143"/>
+        <w:rPr>
+          <w:rFonts w:ascii="Times New Roman" w:hAnsi="Times New Roman" w:cs="Times New Roman"/>
+          <w:sz w:val="26"/>
+          <w:szCs w:val="26"/>
+        </w:rPr>
+      </w:pPr>
     </w:p>
     <w:tbl>
       <w:tblPr>
@@ -2291,7 +3377,6 @@
           <w:tcPr>
             <w:tcW w:w="12233" w:type="dxa"/>
           </w:tcPr>
-          <w:bookmarkEnd w:id="2"/>
           <w:p>
             <w:pPr>
               <w:tabs>
@@ -2506,7 +3591,6 @@
           <w:rFonts w:cs="Times New Roman"/>
           <w:sz w:val="26"/>
           <w:szCs w:val="26"/>
-          <w:highlight w:val="yellow"/>
           <w:lang w:val="ru-RU"/>
         </w:rPr>
       </w:pPr>
@@ -2515,11 +3599,45 @@
           <w:rFonts w:cs="Times New Roman"/>
           <w:sz w:val="26"/>
           <w:szCs w:val="26"/>
-          <w:highlight w:val="yellow"/>
           <w:lang w:val="ru-RU"/>
         </w:rPr>
         <w:lastRenderedPageBreak/>
-        <w:t>Протокол № 19-2025</w:t>
+        <w:t xml:space="preserve">Протокол № </w:t>
+      </w:r>
+      <w:r>
+        <w:rPr>
+          <w:sz w:val="26"/>
+        </w:rPr>
+        <w:t>{{</w:t>
+      </w:r>
+      <w:r>
+        <w:rPr>
+          <w:rFonts w:cs="Times New Roman"/>
+          <w:sz w:val="26"/>
+          <w:szCs w:val="26"/>
+        </w:rPr>
+        <w:t>Номер_протокола</w:t>
+      </w:r>
+      <w:r>
+        <w:rPr>
+          <w:sz w:val="26"/>
+        </w:rPr>
+        <w:t>}}</w:t>
+      </w:r>
+      <w:r>
+        <w:rPr>
+          <w:sz w:val="26"/>
+        </w:rPr>
+        <w:t xml:space="preserve"> </w:t>
+      </w:r>
+      <w:r>
+        <w:rPr>
+          <w:rFonts w:cs="Times New Roman"/>
+          <w:sz w:val="26"/>
+          <w:szCs w:val="26"/>
+          <w:lang w:val="ru-RU"/>
+        </w:rPr>
+        <w:t>-2025</w:t>
       </w:r>
     </w:p>
     <w:p>
@@ -2570,8 +3688,6 @@
           <w:szCs w:val="26"/>
         </w:rPr>
       </w:pPr>
-      <w:bookmarkStart w:id="3" w:name="_GoBack"/>
-      <w:bookmarkEnd w:id="3"/>
     </w:p>
     <w:p>
       <w:pPr>
@@ -2657,8 +3773,15 @@
             <w:r>
               <w:rPr>
                 <w:sz w:val="26"/>
-              </w:rPr>
-              <w:t xml:space="preserve">Образец изделия </w:t>
+                <w:highlight w:val="yellow"/>
+              </w:rPr>
+              <w:t>Образец</w:t>
+            </w:r>
+            <w:r>
+              <w:rPr>
+                <w:sz w:val="26"/>
+              </w:rPr>
+              <w:t xml:space="preserve"> изделия </w:t>
             </w:r>
             <w:r>
               <w:rPr>
@@ -2676,7 +3799,7 @@
               <w:rPr>
                 <w:sz w:val="26"/>
               </w:rPr>
-              <w:t>}}</w:t>
+              <w:t xml:space="preserve">}} </w:t>
             </w:r>
             <w:r>
               <w:rPr>
@@ -2700,7 +3823,43 @@
               <w:rPr>
                 <w:sz w:val="26"/>
               </w:rPr>
-              <w:t>}}</w:t>
+              <w:t>}}, {{</w:t>
+            </w:r>
+            <w:r>
+              <w:rPr>
+                <w:sz w:val="26"/>
+              </w:rPr>
+              <w:t>Имя_изделия</w:t>
+            </w:r>
+            <w:r>
+              <w:rPr>
+                <w:sz w:val="26"/>
+              </w:rPr>
+              <w:t xml:space="preserve">2}} </w:t>
+            </w:r>
+            <w:r>
+              <w:rPr>
+                <w:sz w:val="26"/>
+              </w:rPr>
+              <w:t>зав №</w:t>
+            </w:r>
+            <w:r>
+              <w:rPr>
+                <w:sz w:val="26"/>
+              </w:rPr>
+              <w:t>{{</w:t>
+            </w:r>
+            <w:r>
+              <w:rPr>
+                <w:sz w:val="26"/>
+              </w:rPr>
+              <w:t>Номер_изделия</w:t>
+            </w:r>
+            <w:r>
+              <w:rPr>
+                <w:sz w:val="26"/>
+              </w:rPr>
+              <w:t xml:space="preserve">2}} </w:t>
             </w:r>
             <w:r>
               <w:rPr>
@@ -2737,26 +3896,15 @@
             <w:r>
               <w:rPr>
                 <w:sz w:val="26"/>
-              </w:rPr>
-              <w:t>{{</w:t>
-            </w:r>
-            <w:r>
-              <w:rPr>
-                <w:sz w:val="26"/>
-              </w:rPr>
-              <w:t>Имя_изделия</w:t>
-            </w:r>
-            <w:r>
-              <w:rPr>
-                <w:sz w:val="26"/>
-              </w:rPr>
-              <w:t>}}</w:t>
-            </w:r>
-            <w:r>
-              <w:rPr>
-                <w:sz w:val="26"/>
-              </w:rPr>
-              <w:t>» выдержал.</w:t>
+                <w:highlight w:val="yellow"/>
+              </w:rPr>
+              <w:t>{{Имя_изделия}}»</w:t>
+            </w:r>
+            <w:r>
+              <w:rPr>
+                <w:sz w:val="26"/>
+              </w:rPr>
+              <w:t xml:space="preserve"> выдержал.</w:t>
             </w:r>
             <w:r>
               <w:rPr>
@@ -3066,13 +4214,7 @@
               <w:rPr>
                 <w:sz w:val="26"/>
               </w:rPr>
-              <w:t xml:space="preserve">Размножение протокола возможно только с разрешения ЛИ </w:t>
-            </w:r>
-            <w:r>
-              <w:rPr>
-                <w:sz w:val="26"/>
-              </w:rPr>
-              <w:t>ОАО «НИИЭВМ».</w:t>
+              <w:t>Размножение протокола возможно только с разрешения ЛИ ОАО «НИИЭВМ».</w:t>
             </w:r>
           </w:p>
         </w:tc>
@@ -3167,13 +4309,7 @@
               <w:rPr>
                 <w:sz w:val="26"/>
               </w:rPr>
-              <w:t xml:space="preserve">1. </w:t>
-            </w:r>
-            <w:r>
-              <w:rPr>
-                <w:sz w:val="26"/>
-              </w:rPr>
-              <w:t xml:space="preserve"> ОАО «НИИЭВМ».</w:t>
+              <w:t>1.  ОАО «НИИЭВМ».</w:t>
             </w:r>
           </w:p>
         </w:tc>
@@ -3188,19 +4324,7 @@
               <w:rPr>
                 <w:sz w:val="26"/>
               </w:rPr>
-              <w:t xml:space="preserve">2. </w:t>
-            </w:r>
-            <w:r>
-              <w:rPr>
-                <w:sz w:val="26"/>
-              </w:rPr>
-              <w:t xml:space="preserve"> ОАО «НИИЭВМ».</w:t>
-            </w:r>
-            <w:r>
-              <w:rPr>
-                <w:sz w:val="26"/>
-              </w:rPr>
-              <w:t xml:space="preserve"> Упр 5</w:t>
+              <w:t>2.  ОАО «НИИЭВМ». Упр 5</w:t>
             </w:r>
           </w:p>
         </w:tc>
@@ -3402,19 +4526,6 @@
     <w:p>
       <w:pPr>
         <w:outlineLvl w:val="0"/>
-        <w:rPr>
-          <w:rFonts w:cs="Times New Roman"/>
-          <w:szCs w:val="26"/>
-        </w:rPr>
-      </w:pPr>
-    </w:p>
-    <w:p>
-      <w:pPr>
-        <w:outlineLvl w:val="0"/>
-        <w:rPr>
-          <w:rFonts w:cs="Times New Roman"/>
-          <w:szCs w:val="26"/>
-        </w:rPr>
       </w:pPr>
       <w:r>
         <w:rPr>
@@ -3431,7 +4542,6 @@
         <w:softHyphen/>
       </w:r>
     </w:p>
-    <w:p/>
     <w:sectPr>
       <w:pgSz w:w="11907" w:h="16840" w:code="9"/>
       <w:pgMar w:top="1134" w:right="567" w:bottom="1418" w:left="1418" w:header="0" w:footer="0" w:gutter="0"/>
